--- a/Bai3.docx
+++ b/Bai3.docx
@@ -2682,1732 +2682,6 @@
         <w:t>.</w:t>
       </w:r>
     </w:p>
-    <w:p>
-      <w:pPr>
-        <w:rPr>
-          <w:b/>
-          <w:bCs/>
-        </w:rPr>
-      </w:pPr>
-      <w:proofErr w:type="spellStart"/>
-      <w:r>
-        <w:rPr>
-          <w:b/>
-          <w:bCs/>
-        </w:rPr>
-        <w:t>Phần</w:t>
-      </w:r>
-      <w:proofErr w:type="spellEnd"/>
-      <w:r>
-        <w:rPr>
-          <w:b/>
-          <w:bCs/>
-        </w:rPr>
-        <w:t xml:space="preserve"> 3 - </w:t>
-      </w:r>
-      <w:proofErr w:type="spellStart"/>
-      <w:r>
-        <w:rPr>
-          <w:b/>
-          <w:bCs/>
-        </w:rPr>
-        <w:t>Tiêu</w:t>
-      </w:r>
-      <w:proofErr w:type="spellEnd"/>
-      <w:r>
-        <w:rPr>
-          <w:b/>
-          <w:bCs/>
-        </w:rPr>
-        <w:t xml:space="preserve"> </w:t>
-      </w:r>
-      <w:proofErr w:type="spellStart"/>
-      <w:r>
-        <w:rPr>
-          <w:b/>
-          <w:bCs/>
-        </w:rPr>
-        <w:t>chí</w:t>
-      </w:r>
-      <w:proofErr w:type="spellEnd"/>
-      <w:r>
-        <w:rPr>
-          <w:b/>
-          <w:bCs/>
-        </w:rPr>
-        <w:t xml:space="preserve"> </w:t>
-      </w:r>
-      <w:proofErr w:type="spellStart"/>
-      <w:r>
-        <w:rPr>
-          <w:b/>
-          <w:bCs/>
-        </w:rPr>
-        <w:t>Nghiệm</w:t>
-      </w:r>
-      <w:proofErr w:type="spellEnd"/>
-      <w:r>
-        <w:rPr>
-          <w:b/>
-          <w:bCs/>
-        </w:rPr>
-        <w:t xml:space="preserve"> </w:t>
-      </w:r>
-      <w:proofErr w:type="spellStart"/>
-      <w:r>
-        <w:rPr>
-          <w:b/>
-          <w:bCs/>
-        </w:rPr>
-        <w:t>thu</w:t>
-      </w:r>
-      <w:proofErr w:type="spellEnd"/>
-      <w:r>
-        <w:rPr>
-          <w:b/>
-          <w:bCs/>
-        </w:rPr>
-        <w:t xml:space="preserve"> (Acceptance Criteria) </w:t>
-      </w:r>
-      <w:proofErr w:type="spellStart"/>
-      <w:r>
-        <w:rPr>
-          <w:b/>
-          <w:bCs/>
-        </w:rPr>
-        <w:t>cho</w:t>
-      </w:r>
-      <w:proofErr w:type="spellEnd"/>
-      <w:r>
-        <w:rPr>
-          <w:b/>
-          <w:bCs/>
-        </w:rPr>
-        <w:t xml:space="preserve"> User Story 2</w:t>
-      </w:r>
-    </w:p>
-    <w:p>
-      <w:r>
-        <w:rPr>
-          <w:b/>
-          <w:bCs/>
-        </w:rPr>
-        <w:t>User Story:</w:t>
-      </w:r>
-      <w:r>
-        <w:t xml:space="preserve"> </w:t>
-      </w:r>
-      <w:proofErr w:type="spellStart"/>
-      <w:r>
-        <w:t>Tìm</w:t>
-      </w:r>
-      <w:proofErr w:type="spellEnd"/>
-      <w:r>
-        <w:t xml:space="preserve"> </w:t>
-      </w:r>
-      <w:proofErr w:type="spellStart"/>
-      <w:r>
-        <w:t>kiếm</w:t>
-      </w:r>
-      <w:proofErr w:type="spellEnd"/>
-      <w:r>
-        <w:t xml:space="preserve"> </w:t>
-      </w:r>
-      <w:proofErr w:type="spellStart"/>
-      <w:r>
-        <w:t>chuyến</w:t>
-      </w:r>
-      <w:proofErr w:type="spellEnd"/>
-      <w:r>
-        <w:t xml:space="preserve"> </w:t>
-      </w:r>
-      <w:proofErr w:type="spellStart"/>
-      <w:r>
-        <w:t>xe</w:t>
-      </w:r>
-      <w:proofErr w:type="spellEnd"/>
-      <w:r>
-        <w:t xml:space="preserve"> </w:t>
-      </w:r>
-      <w:proofErr w:type="spellStart"/>
-      <w:r>
-        <w:t>ghép</w:t>
-      </w:r>
-      <w:proofErr w:type="spellEnd"/>
-      <w:r>
-        <w:t xml:space="preserve"> </w:t>
-      </w:r>
-      <w:proofErr w:type="spellStart"/>
-      <w:r>
-        <w:t>có</w:t>
-      </w:r>
-      <w:proofErr w:type="spellEnd"/>
-      <w:r>
-        <w:t xml:space="preserve"> </w:t>
-      </w:r>
-      <w:proofErr w:type="spellStart"/>
-      <w:r>
-        <w:t>giới</w:t>
-      </w:r>
-      <w:proofErr w:type="spellEnd"/>
-      <w:r>
-        <w:t xml:space="preserve"> </w:t>
-      </w:r>
-      <w:proofErr w:type="spellStart"/>
-      <w:r>
-        <w:t>hạn</w:t>
-      </w:r>
-      <w:proofErr w:type="spellEnd"/>
-      <w:r>
-        <w:t xml:space="preserve"> </w:t>
-      </w:r>
-      <w:proofErr w:type="spellStart"/>
-      <w:r>
-        <w:t>thời</w:t>
-      </w:r>
-      <w:proofErr w:type="spellEnd"/>
-      <w:r>
-        <w:t xml:space="preserve"> </w:t>
-      </w:r>
-      <w:proofErr w:type="spellStart"/>
-      <w:r>
-        <w:t>gian</w:t>
-      </w:r>
-      <w:proofErr w:type="spellEnd"/>
-      <w:r>
-        <w:t xml:space="preserve"> (</w:t>
-      </w:r>
-      <w:proofErr w:type="spellStart"/>
-      <w:r>
-        <w:t>Tối</w:t>
-      </w:r>
-      <w:proofErr w:type="spellEnd"/>
-      <w:r>
-        <w:t xml:space="preserve"> </w:t>
-      </w:r>
-      <w:proofErr w:type="spellStart"/>
-      <w:r>
-        <w:t>đa</w:t>
-      </w:r>
-      <w:proofErr w:type="spellEnd"/>
-      <w:r>
-        <w:t xml:space="preserve"> 5 </w:t>
-      </w:r>
-      <w:proofErr w:type="spellStart"/>
-      <w:r>
-        <w:t>phút</w:t>
-      </w:r>
-      <w:proofErr w:type="spellEnd"/>
-      <w:r>
-        <w:t>)</w:t>
-      </w:r>
-    </w:p>
-    <w:p>
-      <w:pPr>
-        <w:rPr>
-          <w:b/>
-          <w:bCs/>
-        </w:rPr>
-      </w:pPr>
-      <w:proofErr w:type="spellStart"/>
-      <w:r>
-        <w:rPr>
-          <w:b/>
-          <w:bCs/>
-        </w:rPr>
-        <w:t>Kịch</w:t>
-      </w:r>
-      <w:proofErr w:type="spellEnd"/>
-      <w:r>
-        <w:rPr>
-          <w:b/>
-          <w:bCs/>
-        </w:rPr>
-        <w:t xml:space="preserve"> </w:t>
-      </w:r>
-      <w:proofErr w:type="spellStart"/>
-      <w:r>
-        <w:rPr>
-          <w:b/>
-          <w:bCs/>
-        </w:rPr>
-        <w:t>bản</w:t>
-      </w:r>
-      <w:proofErr w:type="spellEnd"/>
-      <w:r>
-        <w:rPr>
-          <w:b/>
-          <w:bCs/>
-        </w:rPr>
-        <w:t xml:space="preserve"> 1: </w:t>
-      </w:r>
-      <w:proofErr w:type="spellStart"/>
-      <w:r>
-        <w:rPr>
-          <w:b/>
-          <w:bCs/>
-        </w:rPr>
-        <w:t>Tìm</w:t>
-      </w:r>
-      <w:proofErr w:type="spellEnd"/>
-      <w:r>
-        <w:rPr>
-          <w:b/>
-          <w:bCs/>
-        </w:rPr>
-        <w:t xml:space="preserve"> </w:t>
-      </w:r>
-      <w:proofErr w:type="spellStart"/>
-      <w:r>
-        <w:rPr>
-          <w:b/>
-          <w:bCs/>
-        </w:rPr>
-        <w:t>được</w:t>
-      </w:r>
-      <w:proofErr w:type="spellEnd"/>
-      <w:r>
-        <w:rPr>
-          <w:b/>
-          <w:bCs/>
-        </w:rPr>
-        <w:t xml:space="preserve"> </w:t>
-      </w:r>
-      <w:proofErr w:type="spellStart"/>
-      <w:r>
-        <w:rPr>
-          <w:b/>
-          <w:bCs/>
-        </w:rPr>
-        <w:t>khách</w:t>
-      </w:r>
-      <w:proofErr w:type="spellEnd"/>
-      <w:r>
-        <w:rPr>
-          <w:b/>
-          <w:bCs/>
-        </w:rPr>
-        <w:t xml:space="preserve"> </w:t>
-      </w:r>
-      <w:proofErr w:type="spellStart"/>
-      <w:r>
-        <w:rPr>
-          <w:b/>
-          <w:bCs/>
-        </w:rPr>
-        <w:t>ghép</w:t>
-      </w:r>
-      <w:proofErr w:type="spellEnd"/>
-      <w:r>
-        <w:rPr>
-          <w:b/>
-          <w:bCs/>
-        </w:rPr>
-        <w:t xml:space="preserve"> </w:t>
-      </w:r>
-      <w:proofErr w:type="spellStart"/>
-      <w:r>
-        <w:rPr>
-          <w:b/>
-          <w:bCs/>
-        </w:rPr>
-        <w:t>thành</w:t>
-      </w:r>
-      <w:proofErr w:type="spellEnd"/>
-      <w:r>
-        <w:rPr>
-          <w:b/>
-          <w:bCs/>
-        </w:rPr>
-        <w:t xml:space="preserve"> </w:t>
-      </w:r>
-      <w:proofErr w:type="spellStart"/>
-      <w:r>
-        <w:rPr>
-          <w:b/>
-          <w:bCs/>
-        </w:rPr>
-        <w:t>công</w:t>
-      </w:r>
-      <w:proofErr w:type="spellEnd"/>
-      <w:r>
-        <w:rPr>
-          <w:b/>
-          <w:bCs/>
-        </w:rPr>
-        <w:t xml:space="preserve"> </w:t>
-      </w:r>
-      <w:proofErr w:type="spellStart"/>
-      <w:r>
-        <w:rPr>
-          <w:b/>
-          <w:bCs/>
-        </w:rPr>
-        <w:t>trong</w:t>
-      </w:r>
-      <w:proofErr w:type="spellEnd"/>
-      <w:r>
-        <w:rPr>
-          <w:b/>
-          <w:bCs/>
-        </w:rPr>
-        <w:t xml:space="preserve"> 5 </w:t>
-      </w:r>
-      <w:proofErr w:type="spellStart"/>
-      <w:r>
-        <w:rPr>
-          <w:b/>
-          <w:bCs/>
-        </w:rPr>
-        <w:t>phút</w:t>
-      </w:r>
-      <w:proofErr w:type="spellEnd"/>
-      <w:r>
-        <w:rPr>
-          <w:b/>
-          <w:bCs/>
-        </w:rPr>
-        <w:t xml:space="preserve"> (Happy Path)</w:t>
-      </w:r>
-    </w:p>
-    <w:p>
-      <w:pPr>
-        <w:numPr>
-          <w:ilvl w:val="0"/>
-          <w:numId w:val="3"/>
-        </w:numPr>
-      </w:pPr>
-      <w:r>
-        <w:rPr>
-          <w:b/>
-          <w:bCs/>
-        </w:rPr>
-        <w:t>Given</w:t>
-      </w:r>
-      <w:r>
-        <w:t xml:space="preserve"> </w:t>
-      </w:r>
-      <w:proofErr w:type="spellStart"/>
-      <w:r>
-        <w:t>Hành</w:t>
-      </w:r>
-      <w:proofErr w:type="spellEnd"/>
-      <w:r>
-        <w:t xml:space="preserve"> </w:t>
-      </w:r>
-      <w:proofErr w:type="spellStart"/>
-      <w:r>
-        <w:t>khách</w:t>
-      </w:r>
-      <w:proofErr w:type="spellEnd"/>
-      <w:r>
-        <w:t xml:space="preserve"> </w:t>
-      </w:r>
-      <w:proofErr w:type="spellStart"/>
-      <w:r>
-        <w:t>đã</w:t>
-      </w:r>
-      <w:proofErr w:type="spellEnd"/>
-      <w:r>
-        <w:t xml:space="preserve"> </w:t>
-      </w:r>
-      <w:proofErr w:type="spellStart"/>
-      <w:r>
-        <w:t>gửi</w:t>
-      </w:r>
-      <w:proofErr w:type="spellEnd"/>
-      <w:r>
-        <w:t xml:space="preserve"> </w:t>
-      </w:r>
-      <w:proofErr w:type="spellStart"/>
-      <w:r>
-        <w:t>yêu</w:t>
-      </w:r>
-      <w:proofErr w:type="spellEnd"/>
-      <w:r>
-        <w:t xml:space="preserve"> </w:t>
-      </w:r>
-      <w:proofErr w:type="spellStart"/>
-      <w:r>
-        <w:t>cầu</w:t>
-      </w:r>
-      <w:proofErr w:type="spellEnd"/>
-      <w:r>
-        <w:t xml:space="preserve"> </w:t>
-      </w:r>
-      <w:proofErr w:type="spellStart"/>
-      <w:r>
-        <w:t>đặt</w:t>
-      </w:r>
-      <w:proofErr w:type="spellEnd"/>
-      <w:r>
-        <w:t xml:space="preserve"> </w:t>
-      </w:r>
-      <w:proofErr w:type="spellStart"/>
-      <w:r>
-        <w:t>xe</w:t>
-      </w:r>
-      <w:proofErr w:type="spellEnd"/>
-      <w:r>
-        <w:t xml:space="preserve"> </w:t>
-      </w:r>
-      <w:proofErr w:type="spellStart"/>
-      <w:r>
-        <w:t>ghép</w:t>
-      </w:r>
-      <w:proofErr w:type="spellEnd"/>
-      <w:r>
-        <w:t xml:space="preserve"> </w:t>
-      </w:r>
-      <w:proofErr w:type="spellStart"/>
-      <w:r>
-        <w:t>cùng</w:t>
-      </w:r>
-      <w:proofErr w:type="spellEnd"/>
-      <w:r>
-        <w:t xml:space="preserve"> </w:t>
-      </w:r>
-      <w:proofErr w:type="spellStart"/>
-      <w:r>
-        <w:t>tuyến</w:t>
-      </w:r>
-      <w:proofErr w:type="spellEnd"/>
-      <w:r>
-        <w:t xml:space="preserve"> </w:t>
-      </w:r>
-      <w:proofErr w:type="spellStart"/>
-      <w:r>
-        <w:t>đường</w:t>
-      </w:r>
-      <w:proofErr w:type="spellEnd"/>
-      <w:r>
-        <w:t xml:space="preserve"> </w:t>
-      </w:r>
-      <w:proofErr w:type="spellStart"/>
-      <w:r>
-        <w:t>và</w:t>
-      </w:r>
-      <w:proofErr w:type="spellEnd"/>
-      <w:r>
-        <w:t xml:space="preserve"> </w:t>
-      </w:r>
-      <w:proofErr w:type="spellStart"/>
-      <w:r>
-        <w:t>hệ</w:t>
-      </w:r>
-      <w:proofErr w:type="spellEnd"/>
-      <w:r>
-        <w:t xml:space="preserve"> </w:t>
-      </w:r>
-      <w:proofErr w:type="spellStart"/>
-      <w:r>
-        <w:t>thống</w:t>
-      </w:r>
-      <w:proofErr w:type="spellEnd"/>
-      <w:r>
-        <w:t xml:space="preserve"> </w:t>
-      </w:r>
-      <w:proofErr w:type="spellStart"/>
-      <w:r>
-        <w:t>bắt</w:t>
-      </w:r>
-      <w:proofErr w:type="spellEnd"/>
-      <w:r>
-        <w:t xml:space="preserve"> </w:t>
-      </w:r>
-      <w:proofErr w:type="spellStart"/>
-      <w:r>
-        <w:t>đầu</w:t>
-      </w:r>
-      <w:proofErr w:type="spellEnd"/>
-      <w:r>
-        <w:t xml:space="preserve"> </w:t>
-      </w:r>
-      <w:proofErr w:type="spellStart"/>
-      <w:r>
-        <w:t>đếm</w:t>
-      </w:r>
-      <w:proofErr w:type="spellEnd"/>
-      <w:r>
-        <w:t xml:space="preserve"> </w:t>
-      </w:r>
-      <w:proofErr w:type="spellStart"/>
-      <w:r>
-        <w:t>ngược</w:t>
-      </w:r>
-      <w:proofErr w:type="spellEnd"/>
-      <w:r>
-        <w:t xml:space="preserve"> </w:t>
-      </w:r>
-      <w:proofErr w:type="spellStart"/>
-      <w:r>
-        <w:t>thời</w:t>
-      </w:r>
-      <w:proofErr w:type="spellEnd"/>
-      <w:r>
-        <w:t xml:space="preserve"> </w:t>
-      </w:r>
-      <w:proofErr w:type="spellStart"/>
-      <w:r>
-        <w:t>gian</w:t>
-      </w:r>
-      <w:proofErr w:type="spellEnd"/>
-      <w:r>
-        <w:t xml:space="preserve"> 5 </w:t>
-      </w:r>
-      <w:proofErr w:type="spellStart"/>
-      <w:r>
-        <w:t>phút</w:t>
-      </w:r>
-      <w:proofErr w:type="spellEnd"/>
-      <w:r>
-        <w:t>.</w:t>
-      </w:r>
-    </w:p>
-    <w:p>
-      <w:pPr>
-        <w:numPr>
-          <w:ilvl w:val="0"/>
-          <w:numId w:val="3"/>
-        </w:numPr>
-      </w:pPr>
-      <w:r>
-        <w:rPr>
-          <w:b/>
-          <w:bCs/>
-        </w:rPr>
-        <w:lastRenderedPageBreak/>
-        <w:t>When</w:t>
-      </w:r>
-      <w:r>
-        <w:t xml:space="preserve"> </w:t>
-      </w:r>
-      <w:proofErr w:type="spellStart"/>
-      <w:r>
-        <w:t>Hệ</w:t>
-      </w:r>
-      <w:proofErr w:type="spellEnd"/>
-      <w:r>
-        <w:t xml:space="preserve"> </w:t>
-      </w:r>
-      <w:proofErr w:type="spellStart"/>
-      <w:r>
-        <w:t>thống</w:t>
-      </w:r>
-      <w:proofErr w:type="spellEnd"/>
-      <w:r>
-        <w:t xml:space="preserve"> </w:t>
-      </w:r>
-      <w:proofErr w:type="spellStart"/>
-      <w:r>
-        <w:t>tìm</w:t>
-      </w:r>
-      <w:proofErr w:type="spellEnd"/>
-      <w:r>
-        <w:t xml:space="preserve"> </w:t>
-      </w:r>
-      <w:proofErr w:type="spellStart"/>
-      <w:r>
-        <w:t>thấy</w:t>
-      </w:r>
-      <w:proofErr w:type="spellEnd"/>
-      <w:r>
-        <w:t xml:space="preserve"> </w:t>
-      </w:r>
-      <w:proofErr w:type="spellStart"/>
-      <w:r>
-        <w:t>hành</w:t>
-      </w:r>
-      <w:proofErr w:type="spellEnd"/>
-      <w:r>
-        <w:t xml:space="preserve"> </w:t>
-      </w:r>
-      <w:proofErr w:type="spellStart"/>
-      <w:r>
-        <w:t>khách</w:t>
-      </w:r>
-      <w:proofErr w:type="spellEnd"/>
-      <w:r>
-        <w:t xml:space="preserve"> </w:t>
-      </w:r>
-      <w:proofErr w:type="spellStart"/>
-      <w:r>
-        <w:t>thứ</w:t>
-      </w:r>
-      <w:proofErr w:type="spellEnd"/>
-      <w:r>
-        <w:t xml:space="preserve"> 2 (</w:t>
-      </w:r>
-      <w:proofErr w:type="spellStart"/>
-      <w:r>
-        <w:t>hoặc</w:t>
-      </w:r>
-      <w:proofErr w:type="spellEnd"/>
-      <w:r>
-        <w:t xml:space="preserve"> </w:t>
-      </w:r>
-      <w:proofErr w:type="spellStart"/>
-      <w:r>
-        <w:t>thứ</w:t>
-      </w:r>
-      <w:proofErr w:type="spellEnd"/>
-      <w:r>
-        <w:t xml:space="preserve"> 3) </w:t>
-      </w:r>
-      <w:proofErr w:type="spellStart"/>
-      <w:r>
-        <w:t>thỏa</w:t>
-      </w:r>
-      <w:proofErr w:type="spellEnd"/>
-      <w:r>
-        <w:t xml:space="preserve"> </w:t>
-      </w:r>
-      <w:proofErr w:type="spellStart"/>
-      <w:r>
-        <w:t>mãn</w:t>
-      </w:r>
-      <w:proofErr w:type="spellEnd"/>
-      <w:r>
-        <w:t xml:space="preserve"> </w:t>
-      </w:r>
-      <w:proofErr w:type="spellStart"/>
-      <w:r>
-        <w:t>cùng</w:t>
-      </w:r>
-      <w:proofErr w:type="spellEnd"/>
-      <w:r>
-        <w:t xml:space="preserve"> </w:t>
-      </w:r>
-      <w:proofErr w:type="spellStart"/>
-      <w:r>
-        <w:t>tuyến</w:t>
-      </w:r>
-      <w:proofErr w:type="spellEnd"/>
-      <w:r>
-        <w:t xml:space="preserve"> </w:t>
-      </w:r>
-      <w:proofErr w:type="spellStart"/>
-      <w:r>
-        <w:t>đường</w:t>
-      </w:r>
-      <w:proofErr w:type="spellEnd"/>
-      <w:r>
-        <w:t xml:space="preserve"> </w:t>
-      </w:r>
-      <w:proofErr w:type="spellStart"/>
-      <w:r>
-        <w:t>trong</w:t>
-      </w:r>
-      <w:proofErr w:type="spellEnd"/>
-      <w:r>
-        <w:t xml:space="preserve"> </w:t>
-      </w:r>
-      <w:proofErr w:type="spellStart"/>
-      <w:r>
-        <w:t>vòng</w:t>
-      </w:r>
-      <w:proofErr w:type="spellEnd"/>
-      <w:r>
-        <w:t xml:space="preserve"> 5 </w:t>
-      </w:r>
-      <w:proofErr w:type="spellStart"/>
-      <w:r>
-        <w:t>phút</w:t>
-      </w:r>
-      <w:proofErr w:type="spellEnd"/>
-      <w:r>
-        <w:t>.</w:t>
-      </w:r>
-    </w:p>
-    <w:p>
-      <w:pPr>
-        <w:numPr>
-          <w:ilvl w:val="0"/>
-          <w:numId w:val="3"/>
-        </w:numPr>
-      </w:pPr>
-      <w:r>
-        <w:rPr>
-          <w:b/>
-          <w:bCs/>
-        </w:rPr>
-        <w:t>Then</w:t>
-      </w:r>
-      <w:r>
-        <w:t xml:space="preserve"> </w:t>
-      </w:r>
-      <w:proofErr w:type="spellStart"/>
-      <w:r>
-        <w:t>Hệ</w:t>
-      </w:r>
-      <w:proofErr w:type="spellEnd"/>
-      <w:r>
-        <w:t xml:space="preserve"> </w:t>
-      </w:r>
-      <w:proofErr w:type="spellStart"/>
-      <w:r>
-        <w:t>thống</w:t>
-      </w:r>
-      <w:proofErr w:type="spellEnd"/>
-      <w:r>
-        <w:t xml:space="preserve"> </w:t>
-      </w:r>
-      <w:proofErr w:type="spellStart"/>
-      <w:r>
-        <w:t>gửi</w:t>
-      </w:r>
-      <w:proofErr w:type="spellEnd"/>
-      <w:r>
-        <w:t xml:space="preserve"> </w:t>
-      </w:r>
-      <w:proofErr w:type="spellStart"/>
-      <w:r>
-        <w:t>thông</w:t>
-      </w:r>
-      <w:proofErr w:type="spellEnd"/>
-      <w:r>
-        <w:t xml:space="preserve"> </w:t>
-      </w:r>
-      <w:proofErr w:type="spellStart"/>
-      <w:r>
-        <w:t>báo</w:t>
-      </w:r>
-      <w:proofErr w:type="spellEnd"/>
-      <w:r>
-        <w:t xml:space="preserve"> "</w:t>
-      </w:r>
-      <w:proofErr w:type="spellStart"/>
-      <w:r>
-        <w:t>Ghép</w:t>
-      </w:r>
-      <w:proofErr w:type="spellEnd"/>
-      <w:r>
-        <w:t xml:space="preserve"> </w:t>
-      </w:r>
-      <w:proofErr w:type="spellStart"/>
-      <w:r>
-        <w:t>chuyến</w:t>
-      </w:r>
-      <w:proofErr w:type="spellEnd"/>
-      <w:r>
-        <w:t xml:space="preserve"> </w:t>
-      </w:r>
-      <w:proofErr w:type="spellStart"/>
-      <w:r>
-        <w:t>thành</w:t>
-      </w:r>
-      <w:proofErr w:type="spellEnd"/>
-      <w:r>
-        <w:t xml:space="preserve"> </w:t>
-      </w:r>
-      <w:proofErr w:type="spellStart"/>
-      <w:r>
-        <w:t>công</w:t>
-      </w:r>
-      <w:proofErr w:type="spellEnd"/>
-      <w:r>
-        <w:t xml:space="preserve">", </w:t>
-      </w:r>
-      <w:proofErr w:type="spellStart"/>
-      <w:r>
-        <w:t>hiển</w:t>
-      </w:r>
-      <w:proofErr w:type="spellEnd"/>
-      <w:r>
-        <w:t xml:space="preserve"> </w:t>
-      </w:r>
-      <w:proofErr w:type="spellStart"/>
-      <w:r>
-        <w:t>thị</w:t>
-      </w:r>
-      <w:proofErr w:type="spellEnd"/>
-      <w:r>
-        <w:t xml:space="preserve"> </w:t>
-      </w:r>
-      <w:proofErr w:type="spellStart"/>
-      <w:r>
-        <w:t>thông</w:t>
-      </w:r>
-      <w:proofErr w:type="spellEnd"/>
-      <w:r>
-        <w:t xml:space="preserve"> tin </w:t>
-      </w:r>
-      <w:proofErr w:type="spellStart"/>
-      <w:r>
-        <w:t>chuyến</w:t>
-      </w:r>
-      <w:proofErr w:type="spellEnd"/>
-      <w:r>
-        <w:t xml:space="preserve"> </w:t>
-      </w:r>
-      <w:proofErr w:type="spellStart"/>
-      <w:r>
-        <w:t>xe</w:t>
-      </w:r>
-      <w:proofErr w:type="spellEnd"/>
-      <w:r>
-        <w:t xml:space="preserve">, </w:t>
-      </w:r>
-      <w:proofErr w:type="spellStart"/>
-      <w:r>
-        <w:t>số</w:t>
-      </w:r>
-      <w:proofErr w:type="spellEnd"/>
-      <w:r>
-        <w:t xml:space="preserve"> </w:t>
-      </w:r>
-      <w:proofErr w:type="spellStart"/>
-      <w:r>
-        <w:t>tiền</w:t>
-      </w:r>
-      <w:proofErr w:type="spellEnd"/>
-      <w:r>
-        <w:t xml:space="preserve"> </w:t>
-      </w:r>
-      <w:proofErr w:type="spellStart"/>
-      <w:r>
-        <w:t>được</w:t>
-      </w:r>
-      <w:proofErr w:type="spellEnd"/>
-      <w:r>
-        <w:t xml:space="preserve"> chia </w:t>
-      </w:r>
-      <w:proofErr w:type="spellStart"/>
-      <w:r>
-        <w:t>và</w:t>
-      </w:r>
-      <w:proofErr w:type="spellEnd"/>
-      <w:r>
-        <w:t xml:space="preserve"> </w:t>
-      </w:r>
-      <w:proofErr w:type="spellStart"/>
-      <w:r>
-        <w:t>chuyển</w:t>
-      </w:r>
-      <w:proofErr w:type="spellEnd"/>
-      <w:r>
-        <w:t xml:space="preserve"> sang </w:t>
-      </w:r>
-      <w:proofErr w:type="spellStart"/>
-      <w:r>
-        <w:t>trạng</w:t>
-      </w:r>
-      <w:proofErr w:type="spellEnd"/>
-      <w:r>
-        <w:t xml:space="preserve"> </w:t>
-      </w:r>
-      <w:proofErr w:type="spellStart"/>
-      <w:r>
-        <w:t>thái</w:t>
-      </w:r>
-      <w:proofErr w:type="spellEnd"/>
-      <w:r>
-        <w:t xml:space="preserve"> </w:t>
-      </w:r>
-      <w:proofErr w:type="spellStart"/>
-      <w:r>
-        <w:t>chờ</w:t>
-      </w:r>
-      <w:proofErr w:type="spellEnd"/>
-      <w:r>
-        <w:t xml:space="preserve"> </w:t>
-      </w:r>
-      <w:proofErr w:type="spellStart"/>
-      <w:r>
-        <w:t>tài</w:t>
-      </w:r>
-      <w:proofErr w:type="spellEnd"/>
-      <w:r>
-        <w:t xml:space="preserve"> </w:t>
-      </w:r>
-      <w:proofErr w:type="spellStart"/>
-      <w:r>
-        <w:t>xế</w:t>
-      </w:r>
-      <w:proofErr w:type="spellEnd"/>
-      <w:r>
-        <w:t xml:space="preserve"> </w:t>
-      </w:r>
-      <w:proofErr w:type="spellStart"/>
-      <w:r>
-        <w:t>đón</w:t>
-      </w:r>
-      <w:proofErr w:type="spellEnd"/>
-      <w:r>
-        <w:t>.</w:t>
-      </w:r>
-    </w:p>
-    <w:p>
-      <w:pPr>
-        <w:rPr>
-          <w:b/>
-          <w:bCs/>
-        </w:rPr>
-      </w:pPr>
-      <w:proofErr w:type="spellStart"/>
-      <w:r>
-        <w:rPr>
-          <w:b/>
-          <w:bCs/>
-        </w:rPr>
-        <w:t>Kịch</w:t>
-      </w:r>
-      <w:proofErr w:type="spellEnd"/>
-      <w:r>
-        <w:rPr>
-          <w:b/>
-          <w:bCs/>
-        </w:rPr>
-        <w:t xml:space="preserve"> </w:t>
-      </w:r>
-      <w:proofErr w:type="spellStart"/>
-      <w:r>
-        <w:rPr>
-          <w:b/>
-          <w:bCs/>
-        </w:rPr>
-        <w:t>bản</w:t>
-      </w:r>
-      <w:proofErr w:type="spellEnd"/>
-      <w:r>
-        <w:rPr>
-          <w:b/>
-          <w:bCs/>
-        </w:rPr>
-        <w:t xml:space="preserve"> 2: </w:t>
-      </w:r>
-      <w:proofErr w:type="spellStart"/>
-      <w:r>
-        <w:rPr>
-          <w:b/>
-          <w:bCs/>
-        </w:rPr>
-        <w:t>Quá</w:t>
-      </w:r>
-      <w:proofErr w:type="spellEnd"/>
-      <w:r>
-        <w:rPr>
-          <w:b/>
-          <w:bCs/>
-        </w:rPr>
-        <w:t xml:space="preserve"> 5 </w:t>
-      </w:r>
-      <w:proofErr w:type="spellStart"/>
-      <w:r>
-        <w:rPr>
-          <w:b/>
-          <w:bCs/>
-        </w:rPr>
-        <w:t>phút</w:t>
-      </w:r>
-      <w:proofErr w:type="spellEnd"/>
-      <w:r>
-        <w:rPr>
-          <w:b/>
-          <w:bCs/>
-        </w:rPr>
-        <w:t xml:space="preserve"> </w:t>
-      </w:r>
-      <w:proofErr w:type="spellStart"/>
-      <w:r>
-        <w:rPr>
-          <w:b/>
-          <w:bCs/>
-        </w:rPr>
-        <w:t>không</w:t>
-      </w:r>
-      <w:proofErr w:type="spellEnd"/>
-      <w:r>
-        <w:rPr>
-          <w:b/>
-          <w:bCs/>
-        </w:rPr>
-        <w:t xml:space="preserve"> </w:t>
-      </w:r>
-      <w:proofErr w:type="spellStart"/>
-      <w:r>
-        <w:rPr>
-          <w:b/>
-          <w:bCs/>
-        </w:rPr>
-        <w:t>tìm</w:t>
-      </w:r>
-      <w:proofErr w:type="spellEnd"/>
-      <w:r>
-        <w:rPr>
-          <w:b/>
-          <w:bCs/>
-        </w:rPr>
-        <w:t xml:space="preserve"> </w:t>
-      </w:r>
-      <w:proofErr w:type="spellStart"/>
-      <w:r>
-        <w:rPr>
-          <w:b/>
-          <w:bCs/>
-        </w:rPr>
-        <w:t>được</w:t>
-      </w:r>
-      <w:proofErr w:type="spellEnd"/>
-      <w:r>
-        <w:rPr>
-          <w:b/>
-          <w:bCs/>
-        </w:rPr>
-        <w:t xml:space="preserve"> </w:t>
-      </w:r>
-      <w:proofErr w:type="spellStart"/>
-      <w:r>
-        <w:rPr>
-          <w:b/>
-          <w:bCs/>
-        </w:rPr>
-        <w:t>khách</w:t>
-      </w:r>
-      <w:proofErr w:type="spellEnd"/>
-      <w:r>
-        <w:rPr>
-          <w:b/>
-          <w:bCs/>
-        </w:rPr>
-        <w:t xml:space="preserve"> </w:t>
-      </w:r>
-      <w:proofErr w:type="spellStart"/>
-      <w:r>
-        <w:rPr>
-          <w:b/>
-          <w:bCs/>
-        </w:rPr>
-        <w:t>ghép</w:t>
-      </w:r>
-      <w:proofErr w:type="spellEnd"/>
-      <w:r>
-        <w:rPr>
-          <w:b/>
-          <w:bCs/>
-        </w:rPr>
-        <w:t xml:space="preserve"> (Edge Case / Unhappy Path)</w:t>
-      </w:r>
-    </w:p>
-    <w:p>
-      <w:pPr>
-        <w:numPr>
-          <w:ilvl w:val="0"/>
-          <w:numId w:val="4"/>
-        </w:numPr>
-      </w:pPr>
-      <w:r>
-        <w:rPr>
-          <w:b/>
-          <w:bCs/>
-        </w:rPr>
-        <w:t>Given</w:t>
-      </w:r>
-      <w:r>
-        <w:t xml:space="preserve"> </w:t>
-      </w:r>
-      <w:proofErr w:type="spellStart"/>
-      <w:r>
-        <w:t>Hành</w:t>
-      </w:r>
-      <w:proofErr w:type="spellEnd"/>
-      <w:r>
-        <w:t xml:space="preserve"> </w:t>
-      </w:r>
-      <w:proofErr w:type="spellStart"/>
-      <w:r>
-        <w:t>khách</w:t>
-      </w:r>
-      <w:proofErr w:type="spellEnd"/>
-      <w:r>
-        <w:t xml:space="preserve"> </w:t>
-      </w:r>
-      <w:proofErr w:type="spellStart"/>
-      <w:r>
-        <w:t>đã</w:t>
-      </w:r>
-      <w:proofErr w:type="spellEnd"/>
-      <w:r>
-        <w:t xml:space="preserve"> </w:t>
-      </w:r>
-      <w:proofErr w:type="spellStart"/>
-      <w:r>
-        <w:t>gửi</w:t>
-      </w:r>
-      <w:proofErr w:type="spellEnd"/>
-      <w:r>
-        <w:t xml:space="preserve"> </w:t>
-      </w:r>
-      <w:proofErr w:type="spellStart"/>
-      <w:r>
-        <w:t>yêu</w:t>
-      </w:r>
-      <w:proofErr w:type="spellEnd"/>
-      <w:r>
-        <w:t xml:space="preserve"> </w:t>
-      </w:r>
-      <w:proofErr w:type="spellStart"/>
-      <w:r>
-        <w:t>cầu</w:t>
-      </w:r>
-      <w:proofErr w:type="spellEnd"/>
-      <w:r>
-        <w:t xml:space="preserve"> </w:t>
-      </w:r>
-      <w:proofErr w:type="spellStart"/>
-      <w:r>
-        <w:t>đặt</w:t>
-      </w:r>
-      <w:proofErr w:type="spellEnd"/>
-      <w:r>
-        <w:t xml:space="preserve"> </w:t>
-      </w:r>
-      <w:proofErr w:type="spellStart"/>
-      <w:r>
-        <w:t>xe</w:t>
-      </w:r>
-      <w:proofErr w:type="spellEnd"/>
-      <w:r>
-        <w:t xml:space="preserve"> </w:t>
-      </w:r>
-      <w:proofErr w:type="spellStart"/>
-      <w:r>
-        <w:t>ghép</w:t>
-      </w:r>
-      <w:proofErr w:type="spellEnd"/>
-      <w:r>
-        <w:t xml:space="preserve"> </w:t>
-      </w:r>
-      <w:proofErr w:type="spellStart"/>
-      <w:r>
-        <w:t>cùng</w:t>
-      </w:r>
-      <w:proofErr w:type="spellEnd"/>
-      <w:r>
-        <w:t xml:space="preserve"> </w:t>
-      </w:r>
-      <w:proofErr w:type="spellStart"/>
-      <w:r>
-        <w:t>tuyến</w:t>
-      </w:r>
-      <w:proofErr w:type="spellEnd"/>
-      <w:r>
-        <w:t xml:space="preserve"> </w:t>
-      </w:r>
-      <w:proofErr w:type="spellStart"/>
-      <w:r>
-        <w:t>đường</w:t>
-      </w:r>
-      <w:proofErr w:type="spellEnd"/>
-      <w:r>
-        <w:t xml:space="preserve"> </w:t>
-      </w:r>
-      <w:proofErr w:type="spellStart"/>
-      <w:r>
-        <w:t>và</w:t>
-      </w:r>
-      <w:proofErr w:type="spellEnd"/>
-      <w:r>
-        <w:t xml:space="preserve"> </w:t>
-      </w:r>
-      <w:proofErr w:type="spellStart"/>
-      <w:r>
-        <w:t>thời</w:t>
-      </w:r>
-      <w:proofErr w:type="spellEnd"/>
-      <w:r>
-        <w:t xml:space="preserve"> </w:t>
-      </w:r>
-      <w:proofErr w:type="spellStart"/>
-      <w:r>
-        <w:t>gian</w:t>
-      </w:r>
-      <w:proofErr w:type="spellEnd"/>
-      <w:r>
-        <w:t xml:space="preserve"> </w:t>
-      </w:r>
-      <w:proofErr w:type="spellStart"/>
-      <w:r>
-        <w:t>đếm</w:t>
-      </w:r>
-      <w:proofErr w:type="spellEnd"/>
-      <w:r>
-        <w:t xml:space="preserve"> </w:t>
-      </w:r>
-      <w:proofErr w:type="spellStart"/>
-      <w:r>
-        <w:t>ngược</w:t>
-      </w:r>
-      <w:proofErr w:type="spellEnd"/>
-      <w:r>
-        <w:t xml:space="preserve"> </w:t>
-      </w:r>
-      <w:proofErr w:type="spellStart"/>
-      <w:r>
-        <w:t>đã</w:t>
-      </w:r>
-      <w:proofErr w:type="spellEnd"/>
-      <w:r>
-        <w:t xml:space="preserve"> </w:t>
-      </w:r>
-      <w:proofErr w:type="spellStart"/>
-      <w:r>
-        <w:t>hết</w:t>
-      </w:r>
-      <w:proofErr w:type="spellEnd"/>
-      <w:r>
-        <w:t xml:space="preserve"> 5 </w:t>
-      </w:r>
-      <w:proofErr w:type="spellStart"/>
-      <w:r>
-        <w:t>phút</w:t>
-      </w:r>
-      <w:proofErr w:type="spellEnd"/>
-      <w:r>
-        <w:t xml:space="preserve"> </w:t>
-      </w:r>
-      <w:proofErr w:type="spellStart"/>
-      <w:r>
-        <w:t>mà</w:t>
-      </w:r>
-      <w:proofErr w:type="spellEnd"/>
-      <w:r>
-        <w:t xml:space="preserve"> </w:t>
-      </w:r>
-      <w:proofErr w:type="spellStart"/>
-      <w:r>
-        <w:t>chưa</w:t>
-      </w:r>
-      <w:proofErr w:type="spellEnd"/>
-      <w:r>
-        <w:t xml:space="preserve"> </w:t>
-      </w:r>
-      <w:proofErr w:type="spellStart"/>
-      <w:r>
-        <w:t>tìm</w:t>
-      </w:r>
-      <w:proofErr w:type="spellEnd"/>
-      <w:r>
-        <w:t xml:space="preserve"> </w:t>
-      </w:r>
-      <w:proofErr w:type="spellStart"/>
-      <w:r>
-        <w:t>được</w:t>
-      </w:r>
-      <w:proofErr w:type="spellEnd"/>
-      <w:r>
-        <w:t xml:space="preserve"> </w:t>
-      </w:r>
-      <w:proofErr w:type="spellStart"/>
-      <w:r>
-        <w:t>khách</w:t>
-      </w:r>
-      <w:proofErr w:type="spellEnd"/>
-      <w:r>
-        <w:t xml:space="preserve"> </w:t>
-      </w:r>
-      <w:proofErr w:type="spellStart"/>
-      <w:r>
-        <w:t>ghép</w:t>
-      </w:r>
-      <w:proofErr w:type="spellEnd"/>
-      <w:r>
-        <w:t xml:space="preserve"> </w:t>
-      </w:r>
-      <w:proofErr w:type="spellStart"/>
-      <w:r>
-        <w:t>phù</w:t>
-      </w:r>
-      <w:proofErr w:type="spellEnd"/>
-      <w:r>
-        <w:t xml:space="preserve"> </w:t>
-      </w:r>
-      <w:proofErr w:type="spellStart"/>
-      <w:r>
-        <w:t>hợp</w:t>
-      </w:r>
-      <w:proofErr w:type="spellEnd"/>
-      <w:r>
-        <w:t>.</w:t>
-      </w:r>
-    </w:p>
-    <w:p>
-      <w:pPr>
-        <w:numPr>
-          <w:ilvl w:val="0"/>
-          <w:numId w:val="4"/>
-        </w:numPr>
-      </w:pPr>
-      <w:r>
-        <w:rPr>
-          <w:b/>
-          <w:bCs/>
-        </w:rPr>
-        <w:t>When</w:t>
-      </w:r>
-      <w:r>
-        <w:t xml:space="preserve"> </w:t>
-      </w:r>
-      <w:proofErr w:type="spellStart"/>
-      <w:r>
-        <w:t>Đồng</w:t>
-      </w:r>
-      <w:proofErr w:type="spellEnd"/>
-      <w:r>
-        <w:t xml:space="preserve"> </w:t>
-      </w:r>
-      <w:proofErr w:type="spellStart"/>
-      <w:r>
-        <w:t>hồ</w:t>
-      </w:r>
-      <w:proofErr w:type="spellEnd"/>
-      <w:r>
-        <w:t xml:space="preserve"> </w:t>
-      </w:r>
-      <w:proofErr w:type="spellStart"/>
-      <w:r>
-        <w:t>thời</w:t>
-      </w:r>
-      <w:proofErr w:type="spellEnd"/>
-      <w:r>
-        <w:t xml:space="preserve"> </w:t>
-      </w:r>
-      <w:proofErr w:type="spellStart"/>
-      <w:r>
-        <w:t>gian</w:t>
-      </w:r>
-      <w:proofErr w:type="spellEnd"/>
-      <w:r>
-        <w:t xml:space="preserve"> </w:t>
-      </w:r>
-      <w:proofErr w:type="spellStart"/>
-      <w:r>
-        <w:t>chạm</w:t>
-      </w:r>
-      <w:proofErr w:type="spellEnd"/>
-      <w:r>
-        <w:t xml:space="preserve"> </w:t>
-      </w:r>
-      <w:proofErr w:type="spellStart"/>
-      <w:r>
-        <w:t>mốc</w:t>
-      </w:r>
-      <w:proofErr w:type="spellEnd"/>
-      <w:r>
-        <w:t xml:space="preserve"> 5 </w:t>
-      </w:r>
-      <w:proofErr w:type="spellStart"/>
-      <w:r>
-        <w:t>phút</w:t>
-      </w:r>
-      <w:proofErr w:type="spellEnd"/>
-      <w:r>
-        <w:t>.</w:t>
-      </w:r>
-    </w:p>
-    <w:p>
-      <w:pPr>
-        <w:numPr>
-          <w:ilvl w:val="0"/>
-          <w:numId w:val="4"/>
-        </w:numPr>
-      </w:pPr>
-      <w:r>
-        <w:rPr>
-          <w:b/>
-          <w:bCs/>
-        </w:rPr>
-        <w:t>Then</w:t>
-      </w:r>
-      <w:r>
-        <w:t xml:space="preserve"> </w:t>
-      </w:r>
-      <w:proofErr w:type="spellStart"/>
-      <w:r>
-        <w:t>Hệ</w:t>
-      </w:r>
-      <w:proofErr w:type="spellEnd"/>
-      <w:r>
-        <w:t xml:space="preserve"> </w:t>
-      </w:r>
-      <w:proofErr w:type="spellStart"/>
-      <w:r>
-        <w:t>thống</w:t>
-      </w:r>
-      <w:proofErr w:type="spellEnd"/>
-      <w:r>
-        <w:t xml:space="preserve"> </w:t>
-      </w:r>
-      <w:proofErr w:type="spellStart"/>
-      <w:r>
-        <w:t>dừng</w:t>
-      </w:r>
-      <w:proofErr w:type="spellEnd"/>
-      <w:r>
-        <w:t xml:space="preserve"> </w:t>
-      </w:r>
-      <w:proofErr w:type="spellStart"/>
-      <w:r>
-        <w:t>tìm</w:t>
-      </w:r>
-      <w:proofErr w:type="spellEnd"/>
-      <w:r>
-        <w:t xml:space="preserve"> </w:t>
-      </w:r>
-      <w:proofErr w:type="spellStart"/>
-      <w:r>
-        <w:t>kiếm</w:t>
-      </w:r>
-      <w:proofErr w:type="spellEnd"/>
-      <w:r>
-        <w:t xml:space="preserve"> </w:t>
-      </w:r>
-      <w:proofErr w:type="spellStart"/>
-      <w:r>
-        <w:t>và</w:t>
-      </w:r>
-      <w:proofErr w:type="spellEnd"/>
-      <w:r>
-        <w:t xml:space="preserve"> </w:t>
-      </w:r>
-      <w:proofErr w:type="spellStart"/>
-      <w:r>
-        <w:t>hiển</w:t>
-      </w:r>
-      <w:proofErr w:type="spellEnd"/>
-      <w:r>
-        <w:t xml:space="preserve"> </w:t>
-      </w:r>
-      <w:proofErr w:type="spellStart"/>
-      <w:r>
-        <w:t>thị</w:t>
-      </w:r>
-      <w:proofErr w:type="spellEnd"/>
-      <w:r>
-        <w:t xml:space="preserve"> </w:t>
-      </w:r>
-      <w:proofErr w:type="spellStart"/>
-      <w:r>
-        <w:t>hộp</w:t>
-      </w:r>
-      <w:proofErr w:type="spellEnd"/>
-      <w:r>
-        <w:t xml:space="preserve"> </w:t>
-      </w:r>
-      <w:proofErr w:type="spellStart"/>
-      <w:r>
-        <w:t>thoại</w:t>
-      </w:r>
-      <w:proofErr w:type="spellEnd"/>
-      <w:r>
-        <w:t xml:space="preserve"> </w:t>
-      </w:r>
-      <w:proofErr w:type="spellStart"/>
-      <w:r>
-        <w:t>cho</w:t>
-      </w:r>
-      <w:proofErr w:type="spellEnd"/>
-      <w:r>
-        <w:t xml:space="preserve"> </w:t>
-      </w:r>
-      <w:proofErr w:type="spellStart"/>
-      <w:r>
-        <w:t>phép</w:t>
-      </w:r>
-      <w:proofErr w:type="spellEnd"/>
-      <w:r>
-        <w:t xml:space="preserve"> </w:t>
-      </w:r>
-      <w:proofErr w:type="spellStart"/>
-      <w:r>
-        <w:t>hành</w:t>
-      </w:r>
-      <w:proofErr w:type="spellEnd"/>
-      <w:r>
-        <w:t xml:space="preserve"> </w:t>
-      </w:r>
-      <w:proofErr w:type="spellStart"/>
-      <w:r>
-        <w:t>khách</w:t>
-      </w:r>
-      <w:proofErr w:type="spellEnd"/>
-      <w:r>
-        <w:t xml:space="preserve"> </w:t>
-      </w:r>
-      <w:proofErr w:type="spellStart"/>
-      <w:r>
-        <w:t>chọn</w:t>
-      </w:r>
-      <w:proofErr w:type="spellEnd"/>
-      <w:r>
-        <w:t xml:space="preserve"> 1 </w:t>
-      </w:r>
-      <w:proofErr w:type="spellStart"/>
-      <w:r>
-        <w:t>trong</w:t>
-      </w:r>
-      <w:proofErr w:type="spellEnd"/>
-      <w:r>
-        <w:t xml:space="preserve"> 2 </w:t>
-      </w:r>
-      <w:proofErr w:type="spellStart"/>
-      <w:r>
-        <w:t>lựa</w:t>
-      </w:r>
-      <w:proofErr w:type="spellEnd"/>
-      <w:r>
-        <w:t xml:space="preserve"> </w:t>
-      </w:r>
-      <w:proofErr w:type="spellStart"/>
-      <w:r>
-        <w:t>chọn</w:t>
-      </w:r>
-      <w:proofErr w:type="spellEnd"/>
-      <w:r>
-        <w:t xml:space="preserve">: </w:t>
-      </w:r>
-      <w:r>
-        <w:rPr>
-          <w:b/>
-          <w:bCs/>
-        </w:rPr>
-        <w:t>(1)</w:t>
-      </w:r>
-      <w:r>
-        <w:t xml:space="preserve"> </w:t>
-      </w:r>
-      <w:proofErr w:type="spellStart"/>
-      <w:r>
-        <w:t>Chuyển</w:t>
-      </w:r>
-      <w:proofErr w:type="spellEnd"/>
-      <w:r>
-        <w:t xml:space="preserve"> sang </w:t>
-      </w:r>
-      <w:proofErr w:type="spellStart"/>
-      <w:r>
-        <w:t>đi</w:t>
-      </w:r>
-      <w:proofErr w:type="spellEnd"/>
-      <w:r>
-        <w:t xml:space="preserve"> </w:t>
-      </w:r>
-      <w:proofErr w:type="spellStart"/>
-      <w:r>
-        <w:t>chuyến</w:t>
-      </w:r>
-      <w:proofErr w:type="spellEnd"/>
-      <w:r>
-        <w:t xml:space="preserve"> </w:t>
-      </w:r>
-      <w:proofErr w:type="spellStart"/>
-      <w:r>
-        <w:t>riêng</w:t>
-      </w:r>
-      <w:proofErr w:type="spellEnd"/>
-      <w:r>
-        <w:t xml:space="preserve"> </w:t>
-      </w:r>
-      <w:proofErr w:type="spellStart"/>
-      <w:r>
-        <w:t>với</w:t>
-      </w:r>
-      <w:proofErr w:type="spellEnd"/>
-      <w:r>
-        <w:t xml:space="preserve"> </w:t>
-      </w:r>
-      <w:proofErr w:type="spellStart"/>
-      <w:r>
-        <w:t>giá</w:t>
-      </w:r>
-      <w:proofErr w:type="spellEnd"/>
-      <w:r>
-        <w:t xml:space="preserve"> </w:t>
-      </w:r>
-      <w:proofErr w:type="spellStart"/>
-      <w:r>
-        <w:t>thường</w:t>
-      </w:r>
-      <w:proofErr w:type="spellEnd"/>
-      <w:r>
-        <w:t xml:space="preserve">, </w:t>
-      </w:r>
-      <w:proofErr w:type="spellStart"/>
-      <w:r>
-        <w:t>hoặc</w:t>
-      </w:r>
-      <w:proofErr w:type="spellEnd"/>
-      <w:r>
-        <w:t xml:space="preserve"> </w:t>
-      </w:r>
-      <w:r>
-        <w:rPr>
-          <w:b/>
-          <w:bCs/>
-        </w:rPr>
-        <w:t>(2)</w:t>
-      </w:r>
-      <w:r>
-        <w:t xml:space="preserve"> </w:t>
-      </w:r>
-      <w:proofErr w:type="spellStart"/>
-      <w:r>
-        <w:t>Hủy</w:t>
-      </w:r>
-      <w:proofErr w:type="spellEnd"/>
-      <w:r>
-        <w:t xml:space="preserve"> </w:t>
-      </w:r>
-      <w:proofErr w:type="spellStart"/>
-      <w:r>
-        <w:t>chuyến</w:t>
-      </w:r>
-      <w:proofErr w:type="spellEnd"/>
-      <w:r>
-        <w:t xml:space="preserve"> </w:t>
-      </w:r>
-      <w:proofErr w:type="spellStart"/>
-      <w:r>
-        <w:t>xe</w:t>
-      </w:r>
-      <w:proofErr w:type="spellEnd"/>
-      <w:r>
-        <w:t xml:space="preserve"> </w:t>
-      </w:r>
-      <w:proofErr w:type="spellStart"/>
-      <w:r>
-        <w:t>hoàn</w:t>
-      </w:r>
-      <w:proofErr w:type="spellEnd"/>
-      <w:r>
-        <w:t xml:space="preserve"> </w:t>
-      </w:r>
-      <w:proofErr w:type="spellStart"/>
-      <w:r>
-        <w:t>toàn</w:t>
-      </w:r>
-      <w:proofErr w:type="spellEnd"/>
-      <w:r>
-        <w:t xml:space="preserve"> </w:t>
-      </w:r>
-      <w:proofErr w:type="spellStart"/>
-      <w:r>
-        <w:t>miễn</w:t>
-      </w:r>
-      <w:proofErr w:type="spellEnd"/>
-      <w:r>
-        <w:t xml:space="preserve"> </w:t>
-      </w:r>
-      <w:proofErr w:type="spellStart"/>
-      <w:r>
-        <w:t>phí</w:t>
-      </w:r>
-      <w:proofErr w:type="spellEnd"/>
-      <w:r>
-        <w:t>.</w:t>
-      </w:r>
-    </w:p>
-    <w:p/>
     <w:sectPr>
       <w:pgSz w:w="12240" w:h="15840"/>
       <w:pgMar w:top="1440" w:right="1440" w:bottom="1440" w:left="1440" w:header="720" w:footer="720" w:gutter="0"/>
